--- a/docs/media-stories/SG-Tech-Pulse-2026-Historias-para-medios.docx
+++ b/docs/media-stories/SG-Tech-Pulse-2026-Historias-para-medios.docx
@@ -148,7 +148,7 @@
           <w:sz w:val="22"/>
           <w:szCs w:val="22"/>
         </w:rPr>
-        <w:t xml:space="preserve">La brecha que nadie explica</w:t>
+        <w:t xml:space="preserve">La brecha es un techo, no una multa</w:t>
       </w:r>
     </w:p>
     <w:p>
@@ -254,7 +254,7 @@
           <w:sz w:val="22"/>
           <w:szCs w:val="22"/>
         </w:rPr>
-        <w:t xml:space="preserve">La herramienta que paga la usan los que ya ganan</w:t>
+        <w:t xml:space="preserve">Los agentes no son cosa de veteranos</w:t>
       </w:r>
     </w:p>
     <w:p>
@@ -860,7 +860,7 @@
           <w:bCs/>
           <w:color w:val="1A1A1A"/>
         </w:rPr>
-        <w:t xml:space="preserve">La brecha que nadie explica</w:t>
+        <w:t xml:space="preserve">La brecha es un techo, no una multa</w:t>
       </w:r>
     </w:p>
     <w:p>
@@ -908,7 +908,7 @@
           <w:sz w:val="22"/>
           <w:szCs w:val="22"/>
         </w:rPr>
-        <w:t xml:space="preserve">La brecha salarial de género en el tech mexicano es del 37%, y ese número engaña por partida doble. La mediana del sueldo base es de 75,000 pesos al mes para los hombres y de 47,250 para las mujeres. Cuando controlas por seniority, rol, años de experiencia e inglés, la brecha se encoge hasta cerca del 10%. Suena a alivio, pero no lo es.</w:t>
+        <w:t xml:space="preserve">La brecha salarial de género en el tech mexicano es del 37%. La mediana del sueldo base es de 75,000 pesos al mes para los hombres y de 47,250 para las mujeres. Cuando emparejas seniority, rol, años de experiencia e inglés, la brecha se encoge hasta cerca del 10%. Pero ese 10% es chico y frágil, y la parte grande y sólida está en otro lado.</w:t>
       </w:r>
     </w:p>
     <w:p>
@@ -940,7 +940,23 @@
           <w:sz w:val="22"/>
           <w:szCs w:val="22"/>
         </w:rPr>
-        <w:t xml:space="preserve">Esos dos números cuentan dos abusos distintos, no uno que se desinfla. Las cuatro quintas partes de la brecha que parecen desaparecer al controlar no desaparecen en la vida real, porque son consecuencia de que las mujeres están sistemáticamente en los niveles peor pagados. Controlar por seniority no borra el problema, apenas lo nombra, ya que la brecha se explica porque no las dejan subir. El 10% que queda es el pedazo que ninguna hoja de cálculo justifica. Hablamos de dos personas con el mismo nivel, el mismo rol, la misma experiencia y el mismo inglés, y ella gana 10% menos. Ahí ya no cabe el argumento de que ellas eligen otros puestos.</w:t>
+        <w:t xml:space="preserve">La brecha se desarma por etapas conforme agregas controles. Va de 37% sin ajustar a 25% con experiencia, 22% con inglés, 15% con nivel y 10% con rol. El salto grande llega al emparejar nivel y rol. Y eso es justo el problema: la brecha se explica porque a las mujeres se las mantiene en los peldaños de abajo, no porque les paguen menos por el mismo puesto.</w:t>
+      </w:r>
+    </w:p>
+    <w:p>
+      <w:pPr>
+        <w:spacing w:after="120"/>
+      </w:pPr>
+      <w:r>
+        <w:rPr>
+          <w:rFonts w:ascii="Calibri" w:cs="Calibri" w:eastAsia="Calibri" w:hAnsi="Calibri"/>
+          <w:b w:val="false"/>
+          <w:bCs w:val="false"/>
+          <w:color w:val="1A1A1A"/>
+          <w:sz w:val="22"/>
+          <w:szCs w:val="22"/>
+        </w:rPr>
+        <w:t xml:space="preserve">Ese 10% que queda es la parte que ningún currículum justifica. Pero su intervalo de confianza toca el cero, así que no podemos afirmar que exista una multa fija por el mismo trabajo. Hay una trampa adicional. Emparejar por nivel y rol en realidad subestima el efecto, porque el nivel y el rol son en parte consecuencia del mismo sesgo. Por eso lo honesto es hablar de un rango, entre 10% y 37%, no de un solo número.</w:t>
       </w:r>
     </w:p>
     <w:p>
@@ -972,7 +988,7 @@
           <w:sz w:val="22"/>
           <w:szCs w:val="22"/>
         </w:rPr>
-        <w:t xml:space="preserve">Ten cuidado con quien use el "solo 10%" como si fuera buena noticia. La lectura honesta es la contraria. El 37% se arma con un techo, que es hasta dónde no las dejan llegar, más una multa, que es lo que les descuentan aun estando arriba. Y el techo es la parte grande, así que cerrar nada más la multa dejaría la brecha casi intacta.</w:t>
+        <w:t xml:space="preserve">Ten cuidado con quien use el "solo 10%" como si fuera buena noticia. La lectura honesta es la contraria. El 10% es la parte chica e incierta, y el 37% es la parte real que se arma con un techo, que es hasta dónde no las dejan llegar. El techo es lo grande. Cerrar nada más la multa dejaría la brecha casi intacta. Hay que arreglar el ascenso, no solo el recibo.</w:t>
       </w:r>
     </w:p>
     <w:p>
@@ -991,7 +1007,7 @@
           <w:sz w:val="17"/>
           <w:szCs w:val="17"/>
         </w:rPr>
-        <w:t xml:space="preserve">Dato: SG Tech Pulse 2026, volcado del 12 de octubre de 2026, residentes en México. Brecha cruda de medianas de 37% (mujeres 47,250 pesos contra hombres 75,000, con intervalo de confianza al 95% entre 29% y 46%). Descomposición Oaxaca-Blinder: cerca del 82% se explica por composición (seniority y rol) y cerca del 18% queda sin explicar. Brecha ajustada con el mismo seniority, rol, experiencia e inglés: alrededor de 10%. Preliminar y de muestra autoseleccionada.</w:t>
+        <w:t xml:space="preserve">Dato: SG Tech Pulse 2026, volcado del 12 de octubre de 2026, residentes en México. Brecha cruda de medianas de 37% (mujeres 47,250 pesos contra hombres 75,000, IC 95% entre 29% y 46%). Escalera de controles: 37% sin ajuste, 25% con experiencia, 22% con inglés, 15% con nivel, 10% con rol. Descomposición Oaxaca-Blinder: cerca de 82% se explica por composición (seniority y rol). La brecha ajustada de ~10% tiene un IC 95% de [0%, 20%] que toca el cero, y es estable entre tipos de cambio 17 y 20, así que no se monetiza. El efecto se reporta como cotas de 10% a 37%. Preliminar y de muestra autoseleccionada.</w:t>
       </w:r>
     </w:p>
     <w:p>
@@ -1781,7 +1797,7 @@
           <w:bCs/>
           <w:color w:val="1A1A1A"/>
         </w:rPr>
-        <w:t xml:space="preserve">La herramienta que paga la usan los que ya ganan</w:t>
+        <w:t xml:space="preserve">Los agentes no son cosa de veteranos</w:t>
       </w:r>
     </w:p>
     <w:p>
@@ -1829,7 +1845,7 @@
           <w:sz w:val="22"/>
           <w:szCs w:val="22"/>
         </w:rPr>
-        <w:t xml:space="preserve">La forma de trabajar con IA que mejor se paga es, justamente, la que menos usan los juniors. Programar dándole instrucciones a agentes se asocia con una mediana de 79,500 pesos al mes, contra 60,000 del resto. Pero su adopción sube con la veteranía, porque apenas el 7% de quienes llevan de cero a tres años trabaja así, mientras que entre quienes llevan de siete a quince años ya lo hace cerca de uno de cada cinco. Los que más tienen que ganar o que perder con los agentes son los que menos los están usando.</w:t>
+        <w:t xml:space="preserve">Programar dándole instrucciones a agentes no se concentra en los más veteranos. La adopción corre entre un tercio y más de la mitad en cada tramo de experiencia, sin un ascenso claro por años en el oficio. Y el flujo con agentes paga: una mediana de 79,500 pesos al mes contra 60,000 del resto. El beneficio no está reservado para quien lleva más tiempo.</w:t>
       </w:r>
     </w:p>
     <w:p>
@@ -1861,7 +1877,7 @@
           <w:sz w:val="22"/>
           <w:szCs w:val="22"/>
         </w:rPr>
-        <w:t xml:space="preserve">El relato optimista dice que la IA democratiza, que le da superpoderes al principiante y aplana la jerarquía. Los datos apuntan al revés. La herramienta con agentes se concentra donde ya hay seniority, y con ella se concentra el salario. No es que los agentes vuelvan senior a un junior, es que los seniors, con criterio para revisar lo que produce el agente, son los que pueden delegar sin romper nada, y por eso adoptan más. La IA no está borrando la ventaja de la experiencia, la está capitalizando.</w:t>
+        <w:t xml:space="preserve">Sería fácil suponer que los seniors acaparan el flujo con agentes, porque tienen el criterio para revisar lo que produce el modelo. Los datos no muestran ese escalón. Entre quienes contestaron cómo escriben código, la adopción está repartida a lo largo de la experiencia. Los tramos que se ven más bajos descansan en pocos casos, no en un patrón real por antigüedad. Lo que la ola agéntica no respeta es la veteranía.</w:t>
       </w:r>
     </w:p>
     <w:p>
@@ -1893,7 +1909,7 @@
           <w:sz w:val="22"/>
           <w:szCs w:val="22"/>
         </w:rPr>
-        <w:t xml:space="preserve">Si la IA concentra el flujo de trabajo mejor pagado entre quienes ya están arriba, el efecto neto no es un piso más parejo, sino una escalera con los primeros peldaños serruchados. El junior que cree que "con IA ya no necesito aprender los fundamentos" se está quedando fuera de la práctica que hoy distingue a los que revisan agentes de los que compiten contra ellos. Aprender a juzgar el código sigue siendo el boleto, y la IA lo encareció en lugar de eliminarlo.</w:t>
+        <w:t xml:space="preserve">La división que sí es real en quién monta esta ola no es la antigüedad, es el género. Entre quienes desarrollan software, la mitad de los hombres ya instruye a los agentes contra un tercio de las mujeres. Si hay una brecha que vigilar conforme el flujo con agentes se vuelve la norma, es esa, no una de juniors contra seniors. Poner la lupa en la edad del código distrae de la grieta que de verdad se está abriendo.</w:t>
       </w:r>
     </w:p>
     <w:p>
@@ -1912,7 +1928,7 @@
           <w:sz w:val="17"/>
           <w:szCs w:val="17"/>
         </w:rPr>
-        <w:t xml:space="preserve">Dato: SG Tech Pulse 2026, volcado del 12 de octubre de 2026, residentes en México. Adopción del flujo con agentes por experiencia: de 0 a 3 años 7%, de 7 a 10 años 20%, de 11 a 15 años 21%. Mediana salarial de quienes usan agentes 79,500 pesos contra 60,000 del resto. Es asociación, no causalidad. Preliminar y de muestra autoseleccionada.</w:t>
+        <w:t xml:space="preserve">Dato: SG Tech Pulse 2026, volcado del 12 de octubre de 2026, residentes en México. Adopción del flujo con agentes por experiencia, entre quienes contestaron cómo crean código: sin gradiente claro por años, entre un tercio y más de la mitad por tramo. El tramo de 0 a 3 años descansa en apenas 10 casos, así que es ruido. Mediana salarial de quienes usan agentes 79,500 pesos contra 60,000 del resto. Entre quienes desarrollan software, adopción de hombres 50% contra mujeres 32%. Es asociación, no causalidad. Preliminar y de muestra autoseleccionada.</w:t>
       </w:r>
     </w:p>
     <w:p>

--- a/docs/media-stories/SG-Tech-Pulse-2026-Historias-para-medios.docx
+++ b/docs/media-stories/SG-Tech-Pulse-2026-Historias-para-medios.docx
@@ -5219,6 +5219,247 @@
         <w:br w:type="page"/>
       </w:r>
     </w:p>
+    <w:p>
+      <w:pPr>
+        <w:spacing w:after="140" w:before="2400"/>
+        <w:jc w:val="center"/>
+      </w:pPr>
+      <w:r>
+        <w:rPr>
+          <w:rFonts w:ascii="Calibri" w:cs="Calibri" w:eastAsia="Calibri" w:hAnsi="Calibri"/>
+          <w:b/>
+          <w:bCs/>
+          <w:color w:val="6B3DFA"/>
+          <w:sz w:val="34"/>
+          <w:szCs w:val="34"/>
+        </w:rPr>
+        <w:t xml:space="preserve">Gracias</w:t>
+      </w:r>
+    </w:p>
+    <w:p>
+      <w:pPr>
+        <w:spacing w:after="500"/>
+        <w:jc w:val="center"/>
+      </w:pPr>
+      <w:r>
+        <w:rPr>
+          <w:rFonts w:ascii="Calibri" w:cs="Calibri" w:eastAsia="Calibri" w:hAnsi="Calibri"/>
+          <w:color w:val="1A1A1A"/>
+          <w:sz w:val="22"/>
+          <w:szCs w:val="22"/>
+        </w:rPr>
+        <w:t xml:space="preserve">Gracias a Improving, Mobiik y Svitla por difundir esta encuesta en la comunidad tech.</w:t>
+      </w:r>
+    </w:p>
+    <w:tbl>
+      <w:tblPr>
+        <w:tblW w:type="pct" w:w="5000"/>
+        <w:tblBorders>
+          <w:top w:val="none" w:color="FFFFFF" w:sz="0"/>
+          <w:left w:val="none" w:color="FFFFFF" w:sz="0"/>
+          <w:bottom w:val="none" w:color="FFFFFF" w:sz="0"/>
+          <w:right w:val="none" w:color="FFFFFF" w:sz="0"/>
+          <w:insideH w:val="none" w:color="FFFFFF" w:sz="0"/>
+          <w:insideV w:val="none" w:color="FFFFFF" w:sz="0"/>
+        </w:tblBorders>
+      </w:tblPr>
+      <w:tblGrid>
+        <w:gridCol w:w="3089"/>
+        <w:gridCol w:w="3089"/>
+        <w:gridCol w:w="3089"/>
+      </w:tblGrid>
+      <w:tr>
+        <w:tc>
+          <w:tcPr>
+            <w:tcW w:type="pct" w:w="1650"/>
+            <w:tcBorders>
+              <w:top w:val="none" w:color="FFFFFF" w:sz="0"/>
+              <w:left w:val="none" w:color="FFFFFF" w:sz="0"/>
+              <w:bottom w:val="none" w:color="FFFFFF" w:sz="0"/>
+              <w:right w:val="none" w:color="FFFFFF" w:sz="0"/>
+            </w:tcBorders>
+            <w:tcMar>
+              <w:top w:type="dxa" w:w="80"/>
+              <w:left w:type="dxa" w:w="80"/>
+              <w:bottom w:type="dxa" w:w="80"/>
+              <w:right w:type="dxa" w:w="80"/>
+            </w:tcMar>
+            <w:vAlign w:val="center"/>
+          </w:tcPr>
+          <w:p>
+            <w:pPr>
+              <w:jc w:val="center"/>
+            </w:pPr>
+            <w:r>
+              <w:drawing>
+                <wp:inline distT="0" distB="0" distL="0" distR="0">
+                  <wp:extent cx="1143000" cy="571500"/>
+                  <wp:effectExtent t="0" r="0" b="0" l="0"/>
+                  <wp:docPr id="1" name="" descr="" title=""/>
+                  <wp:cNvGraphicFramePr>
+                    <a:graphicFrameLocks xmlns:a="http://schemas.openxmlformats.org/drawingml/2006/main" noChangeAspect="1"/>
+                  </wp:cNvGraphicFramePr>
+                  <a:graphic xmlns:a="http://schemas.openxmlformats.org/drawingml/2006/main">
+                    <a:graphicData uri="http://schemas.openxmlformats.org/drawingml/2006/picture">
+                      <pic:pic xmlns:pic="http://schemas.openxmlformats.org/drawingml/2006/picture">
+                        <pic:nvPicPr>
+                          <pic:cNvPr id="0" name="" descr=""/>
+                          <pic:cNvPicPr>
+                            <a:picLocks noChangeAspect="1" noChangeArrowheads="1"/>
+                          </pic:cNvPicPr>
+                        </pic:nvPicPr>
+                        <pic:blipFill>
+                          <a:blip r:embed="rId7" cstate="none"/>
+                          <a:srcRect/>
+                          <a:stretch>
+                            <a:fillRect/>
+                          </a:stretch>
+                        </pic:blipFill>
+                        <pic:spPr bwMode="auto">
+                          <a:xfrm>
+                            <a:off x="0" y="0"/>
+                            <a:ext cx="1143000" cy="571500"/>
+                          </a:xfrm>
+                          <a:prstGeom prst="rect">
+                            <a:avLst/>
+                          </a:prstGeom>
+                        </pic:spPr>
+                      </pic:pic>
+                    </a:graphicData>
+                  </a:graphic>
+                </wp:inline>
+              </w:drawing>
+            </w:r>
+          </w:p>
+        </w:tc>
+        <w:tc>
+          <w:tcPr>
+            <w:tcW w:type="pct" w:w="1650"/>
+            <w:tcBorders>
+              <w:top w:val="none" w:color="FFFFFF" w:sz="0"/>
+              <w:left w:val="none" w:color="FFFFFF" w:sz="0"/>
+              <w:bottom w:val="none" w:color="FFFFFF" w:sz="0"/>
+              <w:right w:val="none" w:color="FFFFFF" w:sz="0"/>
+            </w:tcBorders>
+            <w:tcMar>
+              <w:top w:type="dxa" w:w="80"/>
+              <w:left w:type="dxa" w:w="80"/>
+              <w:bottom w:type="dxa" w:w="80"/>
+              <w:right w:type="dxa" w:w="80"/>
+            </w:tcMar>
+            <w:vAlign w:val="center"/>
+          </w:tcPr>
+          <w:p>
+            <w:pPr>
+              <w:jc w:val="center"/>
+            </w:pPr>
+            <w:r>
+              <w:drawing>
+                <wp:inline distT="0" distB="0" distL="0" distR="0">
+                  <wp:extent cx="571500" cy="571500"/>
+                  <wp:effectExtent t="0" r="0" b="0" l="0"/>
+                  <wp:docPr id="2" name="" descr="" title=""/>
+                  <wp:cNvGraphicFramePr>
+                    <a:graphicFrameLocks xmlns:a="http://schemas.openxmlformats.org/drawingml/2006/main" noChangeAspect="1"/>
+                  </wp:cNvGraphicFramePr>
+                  <a:graphic xmlns:a="http://schemas.openxmlformats.org/drawingml/2006/main">
+                    <a:graphicData uri="http://schemas.openxmlformats.org/drawingml/2006/picture">
+                      <pic:pic xmlns:pic="http://schemas.openxmlformats.org/drawingml/2006/picture">
+                        <pic:nvPicPr>
+                          <pic:cNvPr id="0" name="" descr=""/>
+                          <pic:cNvPicPr>
+                            <a:picLocks noChangeAspect="1" noChangeArrowheads="1"/>
+                          </pic:cNvPicPr>
+                        </pic:nvPicPr>
+                        <pic:blipFill>
+                          <a:blip r:embed="rId8" cstate="none"/>
+                          <a:srcRect/>
+                          <a:stretch>
+                            <a:fillRect/>
+                          </a:stretch>
+                        </pic:blipFill>
+                        <pic:spPr bwMode="auto">
+                          <a:xfrm>
+                            <a:off x="0" y="0"/>
+                            <a:ext cx="571500" cy="571500"/>
+                          </a:xfrm>
+                          <a:prstGeom prst="rect">
+                            <a:avLst/>
+                          </a:prstGeom>
+                        </pic:spPr>
+                      </pic:pic>
+                    </a:graphicData>
+                  </a:graphic>
+                </wp:inline>
+              </w:drawing>
+            </w:r>
+          </w:p>
+        </w:tc>
+        <w:tc>
+          <w:tcPr>
+            <w:tcW w:type="pct" w:w="1650"/>
+            <w:tcBorders>
+              <w:top w:val="none" w:color="FFFFFF" w:sz="0"/>
+              <w:left w:val="none" w:color="FFFFFF" w:sz="0"/>
+              <w:bottom w:val="none" w:color="FFFFFF" w:sz="0"/>
+              <w:right w:val="none" w:color="FFFFFF" w:sz="0"/>
+            </w:tcBorders>
+            <w:tcMar>
+              <w:top w:type="dxa" w:w="80"/>
+              <w:left w:type="dxa" w:w="80"/>
+              <w:bottom w:type="dxa" w:w="80"/>
+              <w:right w:type="dxa" w:w="80"/>
+            </w:tcMar>
+            <w:vAlign w:val="center"/>
+          </w:tcPr>
+          <w:p>
+            <w:pPr>
+              <w:jc w:val="center"/>
+            </w:pPr>
+            <w:r>
+              <w:drawing>
+                <wp:inline distT="0" distB="0" distL="0" distR="0">
+                  <wp:extent cx="1143000" cy="571500"/>
+                  <wp:effectExtent t="0" r="0" b="0" l="0"/>
+                  <wp:docPr id="3" name="" descr="" title=""/>
+                  <wp:cNvGraphicFramePr>
+                    <a:graphicFrameLocks xmlns:a="http://schemas.openxmlformats.org/drawingml/2006/main" noChangeAspect="1"/>
+                  </wp:cNvGraphicFramePr>
+                  <a:graphic xmlns:a="http://schemas.openxmlformats.org/drawingml/2006/main">
+                    <a:graphicData uri="http://schemas.openxmlformats.org/drawingml/2006/picture">
+                      <pic:pic xmlns:pic="http://schemas.openxmlformats.org/drawingml/2006/picture">
+                        <pic:nvPicPr>
+                          <pic:cNvPr id="0" name="" descr=""/>
+                          <pic:cNvPicPr>
+                            <a:picLocks noChangeAspect="1" noChangeArrowheads="1"/>
+                          </pic:cNvPicPr>
+                        </pic:nvPicPr>
+                        <pic:blipFill>
+                          <a:blip r:embed="rId9" cstate="none"/>
+                          <a:srcRect/>
+                          <a:stretch>
+                            <a:fillRect/>
+                          </a:stretch>
+                        </pic:blipFill>
+                        <pic:spPr bwMode="auto">
+                          <a:xfrm>
+                            <a:off x="0" y="0"/>
+                            <a:ext cx="1143000" cy="571500"/>
+                          </a:xfrm>
+                          <a:prstGeom prst="rect">
+                            <a:avLst/>
+                          </a:prstGeom>
+                        </pic:spPr>
+                      </pic:pic>
+                    </a:graphicData>
+                  </a:graphic>
+                </wp:inline>
+              </w:drawing>
+            </w:r>
+          </w:p>
+        </w:tc>
+      </w:tr>
+    </w:tbl>
     <w:sectPr>
       <w:pgSz w:w="12240" w:h="15840" w:orient="portrait"/>
       <w:pgMar w:top="1440" w:right="1440" w:bottom="1440" w:left="1440" w:header="708" w:footer="708" w:gutter="0"/>
